--- a/docs/자연돌봄공동체_괴산군제안서.docx
+++ b/docs/자연돌봄공동체_괴산군제안서.docx
@@ -2266,7 +2266,7 @@
               <w:spacing w:after="20" w:line="252"/>
             </w:pPr>
             <w:r>
-              <w:t xml:space="preserve">⑤ 장애인 자립 돌봄</w:t>
+              <w:t xml:space="preserve">⑤ 청년·장애인 자립 돌봄</w:t>
             </w:r>
           </w:p>
         </w:tc>
@@ -2292,7 +2292,7 @@
               <w:spacing w:after="20" w:line="252"/>
             </w:pPr>
             <w:r>
-              <w:t xml:space="preserve">가구공방·스마트팜 포장 공정 연계 보호고용 → 발달장애 청년에게 존엄한 일자리</w:t>
+              <w:t xml:space="preserve">청년 창업·멘토링 + 발달장애 자립(직업훈련·지원고용)·평생 돌봄 — 가구공방·스마트팜 연계 보호고용으로 존엄한 일자리</w:t>
             </w:r>
           </w:p>
         </w:tc>
@@ -2798,7 +2798,7 @@
               <w:spacing w:after="20" w:line="252"/>
             </w:pPr>
             <w:r>
-              <w:t xml:space="preserve">⑤ 산림·반려 비즈니스</w:t>
+              <w:t xml:space="preserve">⑤ 산림·치유농업·반려 비즈니스</w:t>
             </w:r>
           </w:p>
         </w:tc>
@@ -2824,7 +2824,7 @@
               <w:spacing w:after="20" w:line="252"/>
             </w:pPr>
             <w:r>
-              <w:t xml:space="preserve">도시민 치유 프로그램, 유기견 입양·전문 훈련 수입</w:t>
+              <w:t xml:space="preserve">도시민 산림치유·치유농업(6차산업) 체험, 유기견 입양·전문 훈련 수입</w:t>
             </w:r>
           </w:p>
         </w:tc>
@@ -2850,7 +2850,7 @@
               <w:spacing w:after="20" w:line="252"/>
             </w:pPr>
             <w:r>
-              <w:t xml:space="preserve">고용노동부 일자리 지원</w:t>
+              <w:t xml:space="preserve">고용노동부 일자리 지원 / 농진청 치유농업</w:t>
             </w:r>
           </w:p>
         </w:tc>

--- a/docs/자연돌봄공동체_괴산군제안서.docx
+++ b/docs/자연돌봄공동체_괴산군제안서.docx
@@ -1559,7 +1559,7 @@
         <w:pStyle w:val="Heading2"/>
       </w:pPr>
       <w:r>
-        <w:t xml:space="preserve">4-1. 4대 전문 사회적기업 독립 편제</w:t>
+        <w:t xml:space="preserve">4-1. 5대 전문 사회적기업 독립 편제</w:t>
       </w:r>
     </w:p>
     <w:tbl>
@@ -1672,7 +1672,7 @@
               <w:spacing w:after="20" w:line="252"/>
             </w:pPr>
             <w:r>
-              <w:t xml:space="preserve">스마트팜</w:t>
+              <w:t xml:space="preserve">농업</w:t>
             </w:r>
           </w:p>
         </w:tc>
@@ -1698,7 +1698,7 @@
               <w:spacing w:after="20" w:line="252"/>
             </w:pPr>
             <w:r>
-              <w:t xml:space="preserve">유휴지 기반 ICT 유기농 작물·친환경 식자재 생산·유통</w:t>
+              <w:t xml:space="preserve">유휴지 기반 ICT 스마트팜·치유농업(6차산업)·친환경 식자재 생산·유통</w:t>
             </w:r>
           </w:p>
         </w:tc>
@@ -1727,6 +1727,61 @@
               <w:spacing w:after="20" w:line="252"/>
             </w:pPr>
             <w:r>
+              <w:t xml:space="preserve">임업</w:t>
+            </w:r>
+          </w:p>
+        </w:tc>
+        <w:tc>
+          <w:tcPr>
+            <w:tcW w:type="dxa" w:w="6960"/>
+            <w:tcBorders>
+              <w:top w:val="single" w:color="BDBDBD" w:sz="1"/>
+              <w:left w:val="single" w:color="BDBDBD" w:sz="1"/>
+              <w:bottom w:val="single" w:color="BDBDBD" w:sz="1"/>
+              <w:right w:val="single" w:color="BDBDBD" w:sz="1"/>
+            </w:tcBorders>
+            <w:shd w:fill="F2F2F2" w:val="clear"/>
+            <w:tcMar>
+              <w:top w:type="dxa" w:w="60"/>
+              <w:left w:type="dxa" w:w="110"/>
+              <w:bottom w:type="dxa" w:w="60"/>
+              <w:right w:type="dxa" w:w="110"/>
+            </w:tcMar>
+            <w:vAlign w:val="center"/>
+          </w:tcPr>
+          <w:p>
+            <w:pPr>
+              <w:spacing w:after="20" w:line="252"/>
+            </w:pPr>
+            <w:r>
+              <w:t xml:space="preserve">숲치유(산림복지서비스)·임산물 채취·가공·숲가꾸기</w:t>
+            </w:r>
+          </w:p>
+        </w:tc>
+      </w:tr>
+      <w:tr>
+        <w:tc>
+          <w:tcPr>
+            <w:tcW w:type="dxa" w:w="2400"/>
+            <w:tcBorders>
+              <w:top w:val="single" w:color="BDBDBD" w:sz="1"/>
+              <w:left w:val="single" w:color="BDBDBD" w:sz="1"/>
+              <w:bottom w:val="single" w:color="BDBDBD" w:sz="1"/>
+              <w:right w:val="single" w:color="BDBDBD" w:sz="1"/>
+            </w:tcBorders>
+            <w:tcMar>
+              <w:top w:type="dxa" w:w="60"/>
+              <w:left w:type="dxa" w:w="110"/>
+              <w:bottom w:type="dxa" w:w="60"/>
+              <w:right w:type="dxa" w:w="110"/>
+            </w:tcMar>
+            <w:vAlign w:val="center"/>
+          </w:tcPr>
+          <w:p>
+            <w:pPr>
+              <w:spacing w:after="20" w:line="252"/>
+            </w:pPr>
+            <w:r>
               <w:t xml:space="preserve">반려동물센터</w:t>
             </w:r>
           </w:p>
@@ -1740,6 +1795,34 @@
               <w:bottom w:val="single" w:color="BDBDBD" w:sz="1"/>
               <w:right w:val="single" w:color="BDBDBD" w:sz="1"/>
             </w:tcBorders>
+            <w:tcMar>
+              <w:top w:type="dxa" w:w="60"/>
+              <w:left w:type="dxa" w:w="110"/>
+              <w:bottom w:type="dxa" w:w="60"/>
+              <w:right w:type="dxa" w:w="110"/>
+            </w:tcMar>
+            <w:vAlign w:val="center"/>
+          </w:tcPr>
+          <w:p>
+            <w:pPr>
+              <w:spacing w:after="20" w:line="252"/>
+            </w:pPr>
+            <w:r>
+              <w:t xml:space="preserve">유기견 구조·사회화 전문 훈련 및 산림 연계 치유 프로그램</w:t>
+            </w:r>
+          </w:p>
+        </w:tc>
+      </w:tr>
+      <w:tr>
+        <w:tc>
+          <w:tcPr>
+            <w:tcW w:type="dxa" w:w="2400"/>
+            <w:tcBorders>
+              <w:top w:val="single" w:color="BDBDBD" w:sz="1"/>
+              <w:left w:val="single" w:color="BDBDBD" w:sz="1"/>
+              <w:bottom w:val="single" w:color="BDBDBD" w:sz="1"/>
+              <w:right w:val="single" w:color="BDBDBD" w:sz="1"/>
+            </w:tcBorders>
             <w:shd w:fill="F2F2F2" w:val="clear"/>
             <w:tcMar>
               <w:top w:type="dxa" w:w="60"/>
@@ -1754,7 +1837,34 @@
               <w:spacing w:after="20" w:line="252"/>
             </w:pPr>
             <w:r>
-              <w:t xml:space="preserve">유기견 구조·사회화 전문 훈련 및 산림 연계 치유 프로그램</w:t>
+              <w:t xml:space="preserve">가구공방·친환경건축</w:t>
+            </w:r>
+          </w:p>
+        </w:tc>
+        <w:tc>
+          <w:tcPr>
+            <w:tcW w:type="dxa" w:w="6960"/>
+            <w:tcBorders>
+              <w:top w:val="single" w:color="BDBDBD" w:sz="1"/>
+              <w:left w:val="single" w:color="BDBDBD" w:sz="1"/>
+              <w:bottom w:val="single" w:color="BDBDBD" w:sz="1"/>
+              <w:right w:val="single" w:color="BDBDBD" w:sz="1"/>
+            </w:tcBorders>
+            <w:shd w:fill="F2F2F2" w:val="clear"/>
+            <w:tcMar>
+              <w:top w:type="dxa" w:w="60"/>
+              <w:left w:type="dxa" w:w="110"/>
+              <w:bottom w:type="dxa" w:w="60"/>
+              <w:right w:type="dxa" w:w="110"/>
+            </w:tcMar>
+            <w:vAlign w:val="center"/>
+          </w:tcPr>
+          <w:p>
+            <w:pPr>
+              <w:spacing w:after="20" w:line="252"/>
+            </w:pPr>
+            <w:r>
+              <w:t xml:space="preserve">목수 조합원 연계, 발달장애 청년 직업훈련, 가구 제작 및 친환경 조립주택 직접 시공</w:t>
             </w:r>
           </w:p>
         </w:tc>
@@ -1782,7 +1892,7 @@
               <w:spacing w:after="20" w:line="252"/>
             </w:pPr>
             <w:r>
-              <w:t xml:space="preserve">가구공방·친환경건축</w:t>
+              <w:t xml:space="preserve">신재생에너지</w:t>
             </w:r>
           </w:p>
         </w:tc>
@@ -1795,62 +1905,6 @@
               <w:bottom w:val="single" w:color="BDBDBD" w:sz="1"/>
               <w:right w:val="single" w:color="BDBDBD" w:sz="1"/>
             </w:tcBorders>
-            <w:tcMar>
-              <w:top w:type="dxa" w:w="60"/>
-              <w:left w:type="dxa" w:w="110"/>
-              <w:bottom w:type="dxa" w:w="60"/>
-              <w:right w:type="dxa" w:w="110"/>
-            </w:tcMar>
-            <w:vAlign w:val="center"/>
-          </w:tcPr>
-          <w:p>
-            <w:pPr>
-              <w:spacing w:after="20" w:line="252"/>
-            </w:pPr>
-            <w:r>
-              <w:t xml:space="preserve">목수 조합원 연계, 발달장애 청년 직업훈련, 가구 제작 및 친환경 조립주택 직접 시공</w:t>
-            </w:r>
-          </w:p>
-        </w:tc>
-      </w:tr>
-      <w:tr>
-        <w:tc>
-          <w:tcPr>
-            <w:tcW w:type="dxa" w:w="2400"/>
-            <w:tcBorders>
-              <w:top w:val="single" w:color="BDBDBD" w:sz="1"/>
-              <w:left w:val="single" w:color="BDBDBD" w:sz="1"/>
-              <w:bottom w:val="single" w:color="BDBDBD" w:sz="1"/>
-              <w:right w:val="single" w:color="BDBDBD" w:sz="1"/>
-            </w:tcBorders>
-            <w:shd w:fill="F2F2F2" w:val="clear"/>
-            <w:tcMar>
-              <w:top w:type="dxa" w:w="60"/>
-              <w:left w:type="dxa" w:w="110"/>
-              <w:bottom w:type="dxa" w:w="60"/>
-              <w:right w:type="dxa" w:w="110"/>
-            </w:tcMar>
-            <w:vAlign w:val="center"/>
-          </w:tcPr>
-          <w:p>
-            <w:pPr>
-              <w:spacing w:after="20" w:line="252"/>
-            </w:pPr>
-            <w:r>
-              <w:t xml:space="preserve">신재생에너지</w:t>
-            </w:r>
-          </w:p>
-        </w:tc>
-        <w:tc>
-          <w:tcPr>
-            <w:tcW w:type="dxa" w:w="6960"/>
-            <w:tcBorders>
-              <w:top w:val="single" w:color="BDBDBD" w:sz="1"/>
-              <w:left w:val="single" w:color="BDBDBD" w:sz="1"/>
-              <w:bottom w:val="single" w:color="BDBDBD" w:sz="1"/>
-              <w:right w:val="single" w:color="BDBDBD" w:sz="1"/>
-            </w:tcBorders>
-            <w:shd w:fill="F2F2F2" w:val="clear"/>
             <w:tcMar>
               <w:top w:type="dxa" w:w="60"/>
               <w:left w:type="dxa" w:w="110"/>
@@ -1889,7 +1943,7 @@
           <w:i w:val="false"/>
           <w:iCs w:val="false"/>
         </w:rPr>
-        <w:t xml:space="preserve">만 55~64세 은퇴 장년층(핵심세대)은 금융투자·대관·마케팅·간호·교육 등 전문 역량으로 공동체 시스템의 안정성을 방어하고, 유입 청년 크루들에게 자금 매칭·비즈니스 모델 고도화·초기 판로 개척을 전방위로 인큐베이팅하여 4대 사회적기업을 청년이 주도적으로 창업·자립하도록 지원합니다.</w:t>
+        <w:t xml:space="preserve">만 55~64세 은퇴 장년층(핵심세대)은 금융투자·대관·마케팅·간호·교육 등 전문 역량으로 공동체 시스템의 안정성을 방어하고, 유입 청년 크루들에게 자금 매칭·비즈니스 모델 고도화·초기 판로 개척을 전방위로 인큐베이팅하여 5대 사회적기업을 청년이 주도적으로 창업·자립하도록 지원합니다.</w:t>
       </w:r>
     </w:p>
     <w:p>
@@ -3287,7 +3341,7 @@
               <w:spacing w:after="20" w:line="252"/>
             </w:pPr>
             <w:r>
-              <w:t xml:space="preserve">복지위탁(재가급여·그룹홈) + 사업수익(4대 사회적기업) + 후원(ESG) + 돌봄코인 내부순환</w:t>
+              <w:t xml:space="preserve">복지위탁(재가급여·그룹홈) + 사업수익(5대 사회적기업) + 후원(ESG) + 돌봄코인 내부순환</w:t>
             </w:r>
           </w:p>
         </w:tc>
@@ -3684,7 +3738,7 @@
               <w:spacing w:after="20" w:line="252"/>
             </w:pPr>
             <w:r>
-              <w:t xml:space="preserve">사회적협동조합 및 4개 자회사 법인 본거지를 괴산군 관내 등록</w:t>
+              <w:t xml:space="preserve">사회적협동조합 및 5개 자회사 법인 본거지를 괴산군 관내 등록</w:t>
             </w:r>
           </w:p>
         </w:tc>

--- a/docs/자연돌봄공동체_괴산군제안서.docx
+++ b/docs/자연돌봄공동체_괴산군제안서.docx
@@ -15,7 +15,7 @@
           <w:sz w:val="24"/>
           <w:szCs w:val="24"/>
         </w:rPr>
-        <w:t xml:space="preserve">유능한 장년과 액티브 시니어 중심의 사회혁신형 공동체</w:t>
+        <w:t xml:space="preserve">은퇴 세대가 함께 만드는 마을 돌봄 공동체</w:t>
       </w:r>
     </w:p>
     <w:p>
@@ -37,7 +37,7 @@
           <w:sz w:val="21"/>
           <w:szCs w:val="21"/>
         </w:rPr>
-        <w:t xml:space="preserve">— 괴산군 청천초 신월분교장 및 국군유지 산림·유휴지의 입체적 연계 재생안 —</w:t>
+        <w:t xml:space="preserve">— 괴산군 청천초 신월분교장과 인근 국군유지 산림·유휴지 활용안 —</w:t>
       </w:r>
     </w:p>
     <w:p>
@@ -80,7 +80,7 @@
           </w:tcPr>
           <w:p>
             <w:r>
-              <w:t xml:space="preserve">본 제안은 단순한 시혜성 복지나 흔한 귀농귀촌 정착 사업이 아닙니다. 유능한 장년과 활기찬 시니어들이 공동체 운동의 핵심 주력으로 다시 서서 청년들의 사회적기업 창업을 인큐베이팅하고, 미활용 폐교(심장)와 국군유지 산림(몸통)·유휴지(혈관)를 결합하여 노인·아동·자연이 함께 살아가는 대한민국 최초의 대단위 ‘세대순환형 상호돌봄 공동체’를 구축하는 사회혁신 프로젝트입니다.</w:t>
+              <w:t xml:space="preserve">은퇴를 앞둔 50~60대가 중심이 되어, 폐교와 인근 국군유지 산림·유휴지를 빌려 노인과 아이, 청년과 자연이 한데 어울려 사는 마을을 만들려 합니다. 흔한 시혜성 복지나 귀농 지원과 달리, 장년 세대가 운영을 직접 맡아, 청년의 창업을 돕고, 어르신을 모시고, 아이들을 보살피며, 반려견과 자연을 돌보는, 세대와 자연이 이어 도는 돌봄 마을입니다.</w:t>
             </w:r>
           </w:p>
         </w:tc>
@@ -201,7 +201,7 @@
               <w:spacing w:after="20" w:line="252"/>
             </w:pPr>
             <w:r>
-              <w:t xml:space="preserve">[거점 Hub] 청천초 신월분교장</w:t>
+              <w:t xml:space="preserve">거점 — 청천초 신월분교장</w:t>
             </w:r>
           </w:p>
         </w:tc>
@@ -227,7 +227,7 @@
               <w:spacing w:after="20" w:line="252"/>
             </w:pPr>
             <w:r>
-              <w:t xml:space="preserve">충북 괴산군 청천면 신월리 315 — 주거·교육·복지 커뮤니티 공간</w:t>
+              <w:t xml:space="preserve">충북 괴산군 청천면 신월리 315 — 주거·교육·복지 공동체 공간</w:t>
             </w:r>
           </w:p>
         </w:tc>
@@ -256,7 +256,7 @@
               <w:spacing w:after="20" w:line="252"/>
             </w:pPr>
             <w:r>
-              <w:t xml:space="preserve">[배후 Base] 국군유지 산림·유휴지</w:t>
+              <w:t xml:space="preserve">배후 — 국군유지 산림·유휴지</w:t>
             </w:r>
           </w:p>
         </w:tc>
@@ -306,7 +306,7 @@
           <w:i w:val="false"/>
           <w:iCs w:val="false"/>
         </w:rPr>
-        <w:t xml:space="preserve">제안 주체 : 자연돌봄공동체 사회적협동조합 설립 준비위원회</w:t>
+        <w:t xml:space="preserve">제안 주체 : 사회적협동조합 자연돌봄공동체 설립 준비위원회</w:t>
       </w:r>
     </w:p>
     <w:p>
@@ -335,7 +335,7 @@
         <w:pStyle w:val="Heading3"/>
       </w:pPr>
       <w:r>
-        <w:t xml:space="preserve">주요 대관 대상 실무 가이드</w:t>
+        <w:t xml:space="preserve">부서별 주요 협의 사항</w:t>
       </w:r>
     </w:p>
     <w:tbl>
@@ -713,7 +713,7 @@
         <w:pStyle w:val="Heading1"/>
       </w:pPr>
       <w:r>
-        <w:t xml:space="preserve">제1장  제안의 배경 및 철학 — 귀농귀촌을 넘어선 ‘사회혁신 공동체 운동’</w:t>
+        <w:t xml:space="preserve">제1장  제안의 배경 — 귀농귀촌을 넘어선 마을 만들기</w:t>
       </w:r>
     </w:p>
     <w:p>
@@ -727,7 +727,7 @@
           <w:i w:val="false"/>
           <w:iCs w:val="false"/>
         </w:rPr>
-        <w:t xml:space="preserve">기존의 지방소멸 대응 정책은 단순한 정착 자금 지원이나 시혜성 복지 인프라 구축에 그쳐 지속 가능성이 낮았습니다. 본 공동체 운동은 “농촌 사회의 문제를 외부의 원조가 아닌, 유입된 장년층의 인적 자산과 민간 자본을 통해 스스로 해결한다”는 사회혁신적 패러다임을 지향합니다.</w:t>
+        <w:t>기존의 지방소멸 대응 정책은 정착 자금 지원이나 시혜성 복지 인프라 구축에 그쳐 지속 가능성이 낮았습니다. 본 공동체 운동은 “농촌 사회의 문제를 외부의 원조가 아닌, 유입된 장년층의 인적 자산과 민간 자본을 통해 스스로 해결한다”는 방식으로 풀어가려 합니다.</w:t>
       </w:r>
     </w:p>
     <w:p>
@@ -741,7 +741,7 @@
           <w:i w:val="false"/>
           <w:iCs w:val="false"/>
         </w:rPr>
-        <w:t xml:space="preserve">30~40년간 도시에서 금융·건축·의료·교육 등 전문적 경험과 연륜을 닦은 활기찬 장년 세대가 주역이 되어, 농촌의 유휴 자산과 청년들의 혁신성을 결합해 새로운 사회·경제적 돌봄 생태계를 완성합니다.</w:t>
+        <w:t xml:space="preserve">30~40년간 도시에서 금융·건축·의료·교육 등 전문적 경험과 연륜을 닦은 활기찬 장년 세대가 주역이 되어, 농촌의 빈 자산과 청년의 활력을 모아 농촌 돌봄의 틀을 새로 짭니다.</w:t>
       </w:r>
     </w:p>
     <w:tbl>
@@ -784,10 +784,10 @@
                 <w:bCs/>
                 <w:color w:val="1B5E20"/>
               </w:rPr>
-              <w:t xml:space="preserve">핵심 메시지 — </w:t>
-            </w:r>
-            <w:r>
-              <w:t xml:space="preserve">대한민국 장년층이 대한민국을 새롭게 만든다. 장년세대는 복지의 수혜자가 아니라, 농촌 혁신을 설계하고 운영하는 주체입니다.</w:t>
+              <w:t xml:space="preserve"/>
+            </w:r>
+            <w:r>
+              <w:t xml:space="preserve">장년 세대는 돌봄을 받는 대상이 아니라, 이 마을을 직접 설계하고 운영하는 사람들입니다.</w:t>
             </w:r>
           </w:p>
         </w:tc>
@@ -798,7 +798,7 @@
         <w:pStyle w:val="Heading1"/>
       </w:pPr>
       <w:r>
-        <w:t xml:space="preserve">제2장  3대 공간 자원의 입체적 융합 마스터플랜</w:t>
+        <w:t xml:space="preserve">제2장  공간 구성 — 폐교와 인근 산림·유휴지를 잇다</w:t>
       </w:r>
     </w:p>
     <w:p>
@@ -812,7 +812,7 @@
           <w:i w:val="false"/>
           <w:iCs w:val="false"/>
         </w:rPr>
-        <w:t xml:space="preserve">폐교 운동장이라는 평면적 한계를 극복하기 위해, 지역 내 미활용 공공 자산들을 입체적·유기적으로 연결하여 개발 효율성을 극대화합니다.</w:t>
+        <w:t xml:space="preserve">운동장만으로는 공간이 넉넉지 않아, 인근의 미활용 공공 자산을 함께 묶어 활용합니다.</w:t>
       </w:r>
     </w:p>
     <w:tbl>
@@ -985,7 +985,7 @@
               <w:spacing w:after="20" w:line="252"/>
             </w:pPr>
             <w:r>
-              <w:t xml:space="preserve">신월분교장 [돌봄·문화 거점, 심장]</w:t>
+              <w:t xml:space="preserve">신월분교장 (돌봄·문화 거점)</w:t>
             </w:r>
           </w:p>
         </w:tc>
@@ -1011,7 +1011,7 @@
               <w:spacing w:after="20" w:line="252"/>
             </w:pPr>
             <w:r>
-              <w:t xml:space="preserve">교사·관사를 배리어프리로 리모델링 → 공동식당·다목적 라운지·의무실·아동 그룹홈 배치</w:t>
+              <w:t xml:space="preserve">교사·관사를 무장애로 리모델링 → 공동식당·다목적 라운지·의무실·아동 그룹홈 배치</w:t>
             </w:r>
           </w:p>
         </w:tc>
@@ -1067,7 +1067,7 @@
               <w:spacing w:after="20" w:line="252"/>
             </w:pPr>
             <w:r>
-              <w:t xml:space="preserve">인근 유휴지 [생산·창업 거점, 혈관]</w:t>
+              <w:t xml:space="preserve">인근 유휴지 (생산·창업 거점)</w:t>
             </w:r>
           </w:p>
         </w:tc>
@@ -1094,7 +1094,7 @@
               <w:spacing w:after="20" w:line="252"/>
             </w:pPr>
             <w:r>
-              <w:t xml:space="preserve">ICT 스마트팜 단지·가구공방 → 핵심세대의 자금·기술 + 청년 노동력 결합한 청년 사회적기업 창업 인큐베이팅 센터</w:t>
+              <w:t xml:space="preserve">ICT 스마트팜 단지·가구공방 → 핵심세대의 자금·기술 + 청년 노동력 결합한 청년 사회적기업 창업 지원 거점</w:t>
             </w:r>
           </w:p>
         </w:tc>
@@ -1148,7 +1148,7 @@
               <w:spacing w:after="20" w:line="252"/>
             </w:pPr>
             <w:r>
-              <w:t xml:space="preserve">국군유지 산림 [치유·생태 거점, 몸통]</w:t>
+              <w:t xml:space="preserve">국군유지 산림 (치유·생태 거점)</w:t>
             </w:r>
           </w:p>
         </w:tc>
@@ -1174,7 +1174,7 @@
               <w:spacing w:after="20" w:line="252"/>
             </w:pPr>
             <w:r>
-              <w:t xml:space="preserve">배리어프리 산림치유 숲길·유기견 매개 치유 존·도시민 유치 에코 차박 캠핑장 → 지역 전체를 힐링 밸리로 확장</w:t>
+              <w:t xml:space="preserve">무장애 산림치유 숲길·유기견 매개 치유 공간·도시민 유치 차박 캠핑장 → 지역 전체를 치유의 공간으로 넓힘</w:t>
             </w:r>
           </w:p>
         </w:tc>
@@ -1182,16 +1182,18 @@
     </w:tbl>
     <w:p>
       <w:pPr>
-        <w:pStyle w:val="Heading1"/>
-      </w:pPr>
-      <w:r>
-        <w:t xml:space="preserve">제3장  즉시 실행 지표 및 단계별 개발 타임라인</w:t>
-      </w:r>
-    </w:p>
-    <w:p>
-      <w:pPr>
         <w:spacing w:after="120" w:before="0" w:line="276"/>
       </w:pPr>
+      <w:r>
+        <w:rPr>
+          <w:b/>
+          <w:bCs/>
+          <w:i w:val="false"/>
+          <w:iCs w:val="false"/>
+          <w:color w:val="1B5E20"/>
+        </w:rPr>
+        <w:t xml:space="preserve">의료·생활 접근 — </w:t>
+      </w:r>
       <w:r>
         <w:rPr>
           <w:b w:val="false"/>
@@ -1199,7 +1201,29 @@
           <w:i w:val="false"/>
           <w:iCs w:val="false"/>
         </w:rPr>
-        <w:t xml:space="preserve">본 계획은 백서·실무 실행계획서의 단계별 타임라인에 의거, 행정 허가 시점과 연동하여 즉각 실행됩니다.</w:t>
+        <w:t xml:space="preserve">정기 진료·통원은 조합 왕진·돌봄버스로 어르신과 아이를 인근 종합병원까지 왕복시켜 거리 부담을 흡수하고, 인근 병원과 협약으로 응급 연계를 확보합니다.</w:t>
+      </w:r>
+    </w:p>
+    <w:p>
+      <w:pPr>
+        <w:pStyle w:val="Heading1"/>
+      </w:pPr>
+      <w:r>
+        <w:t xml:space="preserve">제3장  즉시 실행 지표 및 단계별 개발 타임라인</w:t>
+      </w:r>
+    </w:p>
+    <w:p>
+      <w:pPr>
+        <w:spacing w:after="120" w:before="0" w:line="276"/>
+      </w:pPr>
+      <w:r>
+        <w:rPr>
+          <w:b w:val="false"/>
+          <w:bCs w:val="false"/>
+          <w:i w:val="false"/>
+          <w:iCs w:val="false"/>
+        </w:rPr>
+        <w:t xml:space="preserve">백서·실무 실행계획서의 단계별 일정에 따라, 행정 허가가 나는 대로 곧바로 시작합니다.</w:t>
       </w:r>
     </w:p>
     <w:p>
@@ -1402,7 +1426,7 @@
               <w:spacing w:after="20" w:line="252"/>
             </w:pPr>
             <w:r>
-              <w:t xml:space="preserve">통합 마스터플랜 수립 및 폐교 본동 리모델링 최종 설계 완료</w:t>
+              <w:t xml:space="preserve">전체 계획 수립 및 폐교 본동 리모델링 최종 설계 완료</w:t>
             </w:r>
           </w:p>
         </w:tc>
@@ -1484,7 +1508,7 @@
           <w:b w:val="false"/>
           <w:bCs w:val="false"/>
         </w:rPr>
-        <w:t xml:space="preserve">부지 확정 즉시 전입할 선행 정착단 + 공사 완료 후 정착할 총 20여 명(장년 10·청년 4·80대 시니어 6)의 핵심 인력이 100% 확정.</w:t>
+        <w:t xml:space="preserve">부지 확정 즉시 전입할 선행 정착단 + 공사 완료 후 정착할 총 20여 명(장년 10·청년 4·80대 시니어 6)의 핵심 인력이 확정 단계.</w:t>
       </w:r>
     </w:p>
     <w:p>
@@ -1520,7 +1544,7 @@
           <w:i w:val="false"/>
           <w:iCs w:val="false"/>
         </w:rPr>
-        <w:t xml:space="preserve">폐교 리모델링 실적 보유 친환경 건축가 조합원이 직접 공사 총괄 → </w:t>
+        <w:t xml:space="preserve">폐교 리모델링 실적을 보유한 친환경 건축가 조합원이 직접 공사를 총괄 → </w:t>
       </w:r>
       <w:r>
         <w:rPr>
@@ -1529,7 +1553,7 @@
           <w:i w:val="false"/>
           <w:iCs w:val="false"/>
         </w:rPr>
-        <w:t xml:space="preserve">일반 외주 대비 초기 공사비 30% 절감 확약.</w:t>
+        <w:t xml:space="preserve">초기 공사비 절감 및 품질·일정 관리.</w:t>
       </w:r>
     </w:p>
     <w:p>
@@ -1537,7 +1561,7 @@
         <w:pStyle w:val="Heading1"/>
       </w:pPr>
       <w:r>
-        <w:t xml:space="preserve">제4장  거버넌스 및 핵심세대의 청년 창업 인큐베이팅</w:t>
+        <w:t xml:space="preserve">제4장  운영 구조와 청년 창업 지원</w:t>
       </w:r>
     </w:p>
     <w:p>
@@ -1551,7 +1575,7 @@
           <w:i w:val="false"/>
           <w:iCs w:val="false"/>
         </w:rPr>
-        <w:t xml:space="preserve">공동체의 지속 가능성을 위해 ‘사회적협동조합 – 개별 사회적기업’ 구조를 취하며, 전문성을 가진 장년층이 청년들의 지속 가능한 일자리 창출을 전방위로 지원합니다.</w:t>
+        <w:t xml:space="preserve">공동체의 지속 가능성을 위해 사회적협동조합 아래 개별 사회적기업을 두는 구조이며, 경험 있는 장년층이 청년들이 일자리를 만들어 가도록 돕습니다.</w:t>
       </w:r>
     </w:p>
     <w:p>
@@ -1929,7 +1953,7 @@
         <w:pStyle w:val="Heading2"/>
       </w:pPr>
       <w:r>
-        <w:t xml:space="preserve">4-2. 세대 융합형 청년 창업 지원 메커니즘</w:t>
+        <w:t xml:space="preserve">4-2. 장년이 청년 창업을 돕는 방식</w:t>
       </w:r>
     </w:p>
     <w:p>
@@ -1943,7 +1967,7 @@
           <w:i w:val="false"/>
           <w:iCs w:val="false"/>
         </w:rPr>
-        <w:t xml:space="preserve">만 55~64세 은퇴 장년층(핵심세대)은 금융투자·대관·마케팅·간호·교육 등 전문 역량으로 공동체 시스템의 안정성을 방어하고, 유입 청년 크루들에게 자금 매칭·비즈니스 모델 고도화·초기 판로 개척을 전방위로 인큐베이팅하여 5대 사회적기업을 청년이 주도적으로 창업·자립하도록 지원합니다.</w:t>
+        <w:t xml:space="preserve">만 55~64세 은퇴 장년층(핵심세대)은 금융·건축·간호·교육 등 저마다의 경력으로 공동체 운영을 안정적으로 떠받치고, 들어온 청년들에게 자금과 사업 구상, 판로를 함께 마련해 주며 청년이 5대 사회적기업을 직접 세우고 자리 잡도록 돕습니다.</w:t>
       </w:r>
     </w:p>
     <w:p>
@@ -1973,7 +1997,7 @@
         <w:pStyle w:val="Heading1"/>
       </w:pPr>
       <w:r>
-        <w:t xml:space="preserve">제5장  5대(오중) 상호돌봄 생태계</w:t>
+        <w:t xml:space="preserve">제5장  5대(오중) 상호돌봄</w:t>
       </w:r>
     </w:p>
     <w:p>
@@ -1987,7 +2011,7 @@
           <w:i w:val="false"/>
           <w:iCs w:val="false"/>
         </w:rPr>
-        <w:t xml:space="preserve">세대와 자연이 서로를 치유하는 다섯 돌봄 네트워크를 촘촘하게 가동하여 결손 없는 지역 상생을 실현합니다.</w:t>
+        <w:t xml:space="preserve">세대와 자연이 서로를 돌보는 다섯 갈래의 돌봄으로, 지역이 함께 살아가도록 합니다.</w:t>
       </w:r>
     </w:p>
     <w:tbl>
@@ -2126,7 +2150,7 @@
               <w:spacing w:after="20" w:line="252"/>
             </w:pPr>
             <w:r>
-              <w:t xml:space="preserve">정착 80대 시니어 선행 케어로 시스템 실증 후, 청천면 관내 독거노인 가구 수용 → 요양원 없는 생애 말기 존엄 케어</w:t>
+              <w:t xml:space="preserve">전원 1인 1실(유니트케어) 노인요양공동생활가정 — 정착 80대 시니어 선행 돌봄으로 실증 후 청천면 관내 독거노인 수용 → 요양원 없는 생애 말기 존엄 케어</w:t>
             </w:r>
           </w:p>
         </w:tc>
@@ -2292,7 +2316,7 @@
               <w:spacing w:after="20" w:line="252"/>
             </w:pPr>
             <w:r>
-              <w:t xml:space="preserve">국군유지 산림 배리어프리 숲길 + 친환경 유기농 임산물 채취·가공 → 고부가가치 창출</w:t>
+              <w:t xml:space="preserve">국군유지 산림 무장애 숲길 + 친환경 유기농 임산물 채취·가공 → 고부가가치 창출</w:t>
             </w:r>
           </w:p>
         </w:tc>
@@ -2357,7 +2381,7 @@
         <w:pStyle w:val="Heading1"/>
       </w:pPr>
       <w:r>
-        <w:t xml:space="preserve">제6장  6+1 다축식 자립 재정 구조</w:t>
+        <w:t xml:space="preserve">제6장  자립 재정 구조</w:t>
       </w:r>
     </w:p>
     <w:p>
@@ -2371,7 +2395,7 @@
           <w:i w:val="false"/>
           <w:iCs w:val="false"/>
         </w:rPr>
-        <w:t xml:space="preserve">본 제안서는 실무계획서·사업계획서에서 정밀 검증된 자립 메커니즘에 근거합니다(세부 지표·예산 시뮬레이션은 별첨 「실무 실행계획서」·「종합 사업계획서」 참조).</w:t>
+        <w:t xml:space="preserve">본 제안서는 실무계획서·사업계획서에서 정밀 검증된 자립 구조에 근거합니다(세부 지표·예산 시뮬레이션은 별첨 「실무 실행계획서」·「종합 사업계획서」 참조).</w:t>
       </w:r>
     </w:p>
     <w:p>
@@ -2379,7 +2403,7 @@
         <w:pStyle w:val="Heading2"/>
       </w:pPr>
       <w:r>
-        <w:t xml:space="preserve">6-1. 재정 자립을 이끄는 7대 자원 메커니즘</w:t>
+        <w:t xml:space="preserve">6-1. 재정을 받치는 7가지 수입원</w:t>
       </w:r>
     </w:p>
     <w:tbl>
@@ -2465,7 +2489,7 @@
                 <w:bCs/>
                 <w:color w:val="1B5E20"/>
               </w:rPr>
-              <w:t xml:space="preserve">세부 수입·자립 메커니즘</w:t>
+              <w:t xml:space="preserve">세부 수입·자립 방식</w:t>
             </w:r>
           </w:p>
         </w:tc>
@@ -2552,7 +2576,7 @@
               <w:spacing w:after="20" w:line="252"/>
             </w:pPr>
             <w:r>
-              <w:t xml:space="preserve">건보공단 연계 장기요양 재가급여 및 맞춤돌봄</w:t>
+              <w:t xml:space="preserve">건보공단 장기요양 시설급여(노인요양공동생활가정)·상급침실료 + 재가급여·맞춤돌봄</w:t>
             </w:r>
           </w:p>
         </w:tc>
@@ -2797,7 +2821,7 @@
               <w:spacing w:after="20" w:line="252"/>
             </w:pPr>
             <w:r>
-              <w:t xml:space="preserve">ICT 유기농 농산물·허브 B2B/B2C 온·오프라인 유통</w:t>
+              <w:t xml:space="preserve">ICT 유기농 농산물·허브 기업·소비자 직거래 온·오프라인 유통</w:t>
             </w:r>
           </w:p>
         </w:tc>
@@ -2960,7 +2984,7 @@
               <w:spacing w:after="20" w:line="252"/>
             </w:pPr>
             <w:r>
-              <w:t xml:space="preserve">주민참여형 태양광 전력 판매(REC) + 자체 에너지 제로화</w:t>
+              <w:t xml:space="preserve">주민참여형 태양광 전력 판매(신재생에너지 공급인증서, REC) + 자체 에너지 제로화</w:t>
             </w:r>
           </w:p>
         </w:tc>
@@ -3092,7 +3116,7 @@
           <w:i w:val="false"/>
           <w:iCs w:val="false"/>
         </w:rPr>
-        <w:t xml:space="preserve">심사 시 가장 많이 요구되는 핵심 재무 파라미터를 사업계획서에서 발췌해 명시합니다.</w:t>
+        <w:t xml:space="preserve">심사에서 자주 확인하는 핵심 재무 항목을 사업계획서에서 추려 정리했습니다.</w:t>
       </w:r>
     </w:p>
     <w:tbl>
@@ -3231,7 +3255,10 @@
               <w:spacing w:after="20" w:line="252"/>
             </w:pPr>
             <w:r>
-              <w:t xml:space="preserve">2,000만원 / 월 170만원(ALL-IN: 식대·관리비·1차 돌봄·의료 연계)</w:t>
+              <w:rPr>
+                <w:b w:val="0"/>
+              </w:rPr>
+              <w:t>2,000만원 / 월 150만원(식대·관리비·1차 돌봄·의료 연계 모두 포함)</w:t>
             </w:r>
           </w:p>
         </w:tc>
@@ -3260,7 +3287,7 @@
               <w:spacing w:after="20" w:line="252"/>
             </w:pPr>
             <w:r>
-              <w:t xml:space="preserve">초기 시설투자(CAPEX)</w:t>
+              <w:t xml:space="preserve">초기 시설 투자비</w:t>
             </w:r>
           </w:p>
         </w:tc>
@@ -3341,7 +3368,7 @@
               <w:spacing w:after="20" w:line="252"/>
             </w:pPr>
             <w:r>
-              <w:t xml:space="preserve">복지위탁(재가급여·그룹홈) + 사업수익(5대 사회적기업) + 후원(ESG) + 돌봄코인 내부순환</w:t>
+              <w:t xml:space="preserve">복지위탁(시설급여·그룹홈) + 사업수익(5대 사회적기업) + 후원(ESG) + 돌봄코인 내부순환</w:t>
             </w:r>
           </w:p>
         </w:tc>
@@ -3397,7 +3424,7 @@
               <w:spacing w:after="20" w:line="252"/>
             </w:pPr>
             <w:r>
-              <w:t xml:space="preserve">씨앗기 ±0(보증금 락킹) → 성장기 연 +1.2억 → 완성기 연 +0.78억(공동체 환원·재단 유보)</w:t>
+              <w:t xml:space="preserve">씨앗기 운영손익 BEP 목표 2029년(정상가동 후 약 24~30개월, 보증금 제외 운영손익 기준) → 성장기 흑자 전환 → 완성기 공동체 환원·재단 유보</w:t>
             </w:r>
           </w:p>
         </w:tc>
@@ -3481,7 +3508,7 @@
         <w:pStyle w:val="Heading1"/>
       </w:pPr>
       <w:r>
-        <w:t xml:space="preserve">제7장  지자체·교육청·관계부처 협력 매트릭스 (Give &amp; Take)</w:t>
+        <w:t xml:space="preserve">제7장  지자체·교육청과의 협력 방안</w:t>
       </w:r>
     </w:p>
     <w:p>
@@ -3489,7 +3516,7 @@
         <w:pStyle w:val="Heading2"/>
       </w:pPr>
       <w:r>
-        <w:t xml:space="preserve">7-1. 우리가 괴산군과 교육청에 드리는 혁신 성과 (Give)</w:t>
+        <w:t xml:space="preserve">7-1. 우리가 지역에 드릴 수 있는 것</w:t>
       </w:r>
     </w:p>
     <w:tbl>
@@ -3738,7 +3765,7 @@
               <w:spacing w:after="20" w:line="252"/>
             </w:pPr>
             <w:r>
-              <w:t xml:space="preserve">사회적협동조합 및 5개 자회사 법인 본거지를 괴산군 관내 등록</w:t>
+              <w:t xml:space="preserve">사회적협동조합과 5개 사회적기업 본거지를 괴산군 관내 등록</w:t>
             </w:r>
           </w:p>
         </w:tc>
@@ -3848,7 +3875,7 @@
               <w:spacing w:after="20" w:line="252"/>
             </w:pPr>
             <w:r>
-              <w:t xml:space="preserve">지방소멸대응기금 투자계획 평정 시 최고 등급 획득 가능한 최우수 실증 모델 제공</w:t>
+              <w:t xml:space="preserve">지방소멸대응기금 투자계획 평가에서 좋은 점수를 받을 수 있는 실증 모델</w:t>
             </w:r>
           </w:p>
         </w:tc>
@@ -3859,7 +3886,7 @@
         <w:pStyle w:val="Heading2"/>
       </w:pPr>
       <w:r>
-        <w:t xml:space="preserve">7-2. 우리가 요청하는 행정 협조 (Take)</w:t>
+        <w:t xml:space="preserve">7-2. 행정에 부탁드리는 것</w:t>
       </w:r>
     </w:p>
     <w:tbl>
@@ -4375,7 +4402,197 @@
           </w:p>
         </w:tc>
       </w:tr>
+      <w:tr>
+        <w:tc>
+          <w:tcPr>
+            <w:tcW w:type="dxa" w:w="2400"/>
+            <w:tcBorders>
+              <w:top w:val="single" w:color="BDBDBD" w:sz="1"/>
+              <w:left w:val="single" w:color="BDBDBD" w:sz="1"/>
+              <w:bottom w:val="single" w:color="BDBDBD" w:sz="1"/>
+              <w:right w:val="single" w:color="BDBDBD" w:sz="1"/>
+            </w:tcBorders>
+            <w:tcMar>
+              <w:top w:type="dxa" w:w="60"/>
+              <w:left w:type="dxa" w:w="110"/>
+              <w:bottom w:type="dxa" w:w="60"/>
+              <w:right w:type="dxa" w:w="110"/>
+            </w:tcMar>
+            <w:vAlign w:val="center"/>
+          </w:tcPr>
+          <w:p>
+            <w:pPr>
+              <w:spacing w:after="20" w:line="252"/>
+            </w:pPr>
+            <w:r>
+              <w:t xml:space="preserve">폐교법 2026 개정 부합</w:t>
+            </w:r>
+          </w:p>
+        </w:tc>
+        <w:tc>
+          <w:tcPr>
+            <w:tcW w:type="dxa" w:w="6960"/>
+            <w:tcBorders>
+              <w:top w:val="single" w:color="BDBDBD" w:sz="1"/>
+              <w:left w:val="single" w:color="BDBDBD" w:sz="1"/>
+              <w:bottom w:val="single" w:color="BDBDBD" w:sz="1"/>
+              <w:right w:val="single" w:color="BDBDBD" w:sz="1"/>
+            </w:tcBorders>
+            <w:tcMar>
+              <w:top w:type="dxa" w:w="60"/>
+              <w:left w:type="dxa" w:w="110"/>
+              <w:bottom w:type="dxa" w:w="60"/>
+              <w:right w:type="dxa" w:w="110"/>
+            </w:tcMar>
+            <w:vAlign w:val="center"/>
+          </w:tcPr>
+          <w:p>
+            <w:pPr>
+              <w:spacing w:after="20" w:line="252"/>
+            </w:pPr>
+            <w:r>
+              <w:t xml:space="preserve">「폐교재산법」 개정으로 ‘통합돌봄시설’ 용도 신설·인구감소지역 활용 법정절차 간소화(6개월~1년 단축) — 본 통합돌봄 모델·괴산(인구감소지역)에 직접 적용</w:t>
+            </w:r>
+          </w:p>
+        </w:tc>
+      </w:tr>
+      <w:tr>
+        <w:tc>
+          <w:tcPr>
+            <w:tcW w:type="dxa" w:w="2400"/>
+            <w:tcBorders>
+              <w:top w:val="single" w:color="BDBDBD" w:sz="1"/>
+              <w:left w:val="single" w:color="BDBDBD" w:sz="1"/>
+              <w:bottom w:val="single" w:color="BDBDBD" w:sz="1"/>
+              <w:right w:val="single" w:color="BDBDBD" w:sz="1"/>
+            </w:tcBorders>
+            <w:shd w:fill="F2F2F2" w:val="clear"/>
+            <w:tcMar>
+              <w:top w:type="dxa" w:w="60"/>
+              <w:left w:type="dxa" w:w="110"/>
+              <w:bottom w:type="dxa" w:w="60"/>
+              <w:right w:type="dxa" w:w="110"/>
+            </w:tcMar>
+            <w:vAlign w:val="center"/>
+          </w:tcPr>
+          <w:p>
+            <w:pPr>
+              <w:spacing w:after="20" w:line="252"/>
+            </w:pPr>
+            <w:r>
+              <w:t xml:space="preserve">통합돌봄법 부합(2026.3.27 시행)</w:t>
+            </w:r>
+          </w:p>
+        </w:tc>
+        <w:tc>
+          <w:tcPr>
+            <w:tcW w:type="dxa" w:w="6960"/>
+            <w:tcBorders>
+              <w:top w:val="single" w:color="BDBDBD" w:sz="1"/>
+              <w:left w:val="single" w:color="BDBDBD" w:sz="1"/>
+              <w:bottom w:val="single" w:color="BDBDBD" w:sz="1"/>
+              <w:right w:val="single" w:color="BDBDBD" w:sz="1"/>
+            </w:tcBorders>
+            <w:shd w:fill="F2F2F2" w:val="clear"/>
+            <w:tcMar>
+              <w:top w:type="dxa" w:w="60"/>
+              <w:left w:type="dxa" w:w="110"/>
+              <w:bottom w:type="dxa" w:w="60"/>
+              <w:right w:type="dxa" w:w="110"/>
+            </w:tcMar>
+            <w:vAlign w:val="center"/>
+          </w:tcPr>
+          <w:p>
+            <w:pPr>
+              <w:spacing w:after="20" w:line="252"/>
+            </w:pPr>
+            <w:r>
+              <w:t xml:space="preserve">「의료·요양 등 지역 돌봄의 통합지원에 관한 법률」 전면 시행 — 살던 곳에서 의료·요양·돌봄을 통합 제공. 본 모델은 그 민간 실증 거점. 2026 통합돌봄 예산 914억, 고령·의료취약 지자체에 연 8~10억 지원.</w:t>
+            </w:r>
+          </w:p>
+        </w:tc>
+      </w:tr>
     </w:tbl>
+    <w:p>
+      <w:pPr>
+        <w:spacing w:after="120" w:before="0" w:line="276"/>
+      </w:pPr>
+      <w:r>
+        <w:rPr>
+          <w:b w:val="false"/>
+          <w:bCs w:val="false"/>
+          <w:i w:val="false"/>
+          <w:iCs w:val="false"/>
+        </w:rPr>
+        <w:t xml:space="preserve">※ 폐교 자산은 교육청 소관이므로, 교육청 협의 시에는 </w:t>
+      </w:r>
+      <w:r>
+        <w:rPr>
+          <w:b/>
+          <w:bCs/>
+          <w:i w:val="false"/>
+          <w:iCs w:val="false"/>
+        </w:rPr>
+        <w:t xml:space="preserve">스쿨홈·마을교육공동체·통합돌봄을 전면에 둔 별도 ‘교육청 협의용 자료’</w:t>
+      </w:r>
+      <w:r>
+        <w:rPr>
+          <w:b w:val="false"/>
+          <w:bCs w:val="false"/>
+          <w:i w:val="false"/>
+          <w:iCs w:val="false"/>
+        </w:rPr>
+        <w:t xml:space="preserve">를 함께 제공합니다. 거주(정착자 주택)는 폐교 밖 인근에 두고 폐교는 교육·돌봄·복지·공용으로 활용합니다.</w:t>
+      </w:r>
+    </w:p>
+    <w:p>
+      <w:pPr>
+        <w:spacing w:after="120" w:before="0" w:line="276"/>
+      </w:pPr>
+      <w:r>
+        <w:rPr>
+          <w:b/>
+          <w:bCs/>
+          <w:i w:val="false"/>
+          <w:iCs w:val="false"/>
+          <w:color w:val="1B5E20"/>
+        </w:rPr>
+        <w:t xml:space="preserve">광역 연계 — </w:t>
+      </w:r>
+      <w:r>
+        <w:rPr>
+          <w:b w:val="false"/>
+          <w:bCs w:val="false"/>
+          <w:i w:val="false"/>
+          <w:iCs w:val="false"/>
+        </w:rPr>
+        <w:t xml:space="preserve">충청북도(신용한 도지사)의 도 단위 공모·지방소멸대응기금 광역계정 매칭과 연계하여, 도 차원 소멸대응 시범사업으로 확장 가능한 모델입니다.</w:t>
+      </w:r>
+    </w:p>
+    <w:p>
+      <w:pPr>
+        <w:spacing w:after="120" w:before="0" w:line="276"/>
+      </w:pPr>
+      <w:r>
+        <w:rPr>
+          <w:b/>
+          <w:bCs/>
+          <w:i w:val="false"/>
+          <w:iCs w:val="false"/>
+          <w:color w:val="1B5E20"/>
+        </w:rPr>
+        <w:t xml:space="preserve">통합돌봄 실증 — </w:t>
+      </w:r>
+      <w:r>
+        <w:rPr>
+          <w:b w:val="false"/>
+          <w:bCs w:val="false"/>
+          <w:i w:val="false"/>
+          <w:iCs w:val="false"/>
+        </w:rPr>
+        <w:t xml:space="preserve">2026년 3월 전면 시행된 통합돌봄법의 ‘살던 곳 돌봄’을 폐교 거점에서 노인·아동·장애인 통합으로 실증하는 민간 모델입니다. 괴산은 고령·의료취약 지자체로 연 8~10억 규모 통합돌봄 지원 대상이 될 수 있어, 이 사업의 핵심 파트너로 결합합니다.</w:t>
+      </w:r>
+    </w:p>
     <w:p>
       <w:pPr>
         <w:pStyle w:val="Heading3"/>
@@ -4436,7 +4653,7 @@
         <w:pStyle w:val="Heading2"/>
       </w:pPr>
       <w:r>
-        <w:t xml:space="preserve">1. 핵심 가치 및 패러다임 전환</w:t>
+        <w:t xml:space="preserve">1. 핵심 가치</w:t>
       </w:r>
     </w:p>
     <w:p>
@@ -4455,7 +4672,7 @@
           <w:i w:val="false"/>
           <w:iCs w:val="false"/>
         </w:rPr>
-        <w:t xml:space="preserve">사회혁신 공동체 운동 — </w:t>
+        <w:t xml:space="preserve">마을 공동체 운동 — </w:t>
       </w:r>
       <w:r>
         <w:rPr>
@@ -4464,7 +4681,7 @@
           <w:i w:val="false"/>
           <w:iCs w:val="false"/>
         </w:rPr>
-        <w:t xml:space="preserve">시혜성 농촌 복지·일반 귀농 지원을 탈피, 도시 유능 장년(신중년)이 농촌 혁신의 주역으로 다시 서는 모델.</w:t>
+        <w:t xml:space="preserve">시혜성 농촌 복지나 일반 귀농 지원에서 벗어나, 도시의 장년 세대가 농촌을 바꾸는 주역으로 다시 서는 모델.</w:t>
       </w:r>
     </w:p>
     <w:p>
@@ -4483,7 +4700,7 @@
           <w:i w:val="false"/>
           <w:iCs w:val="false"/>
         </w:rPr>
-        <w:t xml:space="preserve">3대 자원 입체 연결 — </w:t>
+        <w:t xml:space="preserve">거점과 배후 연결 — </w:t>
       </w:r>
       <w:r>
         <w:rPr>
@@ -4492,7 +4709,7 @@
           <w:i w:val="false"/>
           <w:iCs w:val="false"/>
         </w:rPr>
-        <w:t xml:space="preserve">폐교(심장)를 거점으로 국군유지 산림(몸통)·유휴지(혈관)를 통합한 대단위 ‘상호돌봄 밸리’.</w:t>
+        <w:t xml:space="preserve">폐교를 거점으로, 인근 국군유지 산림과 유휴지를 함께 묶은 돌봄 마을.</w:t>
       </w:r>
     </w:p>
     <w:p>
@@ -4520,7 +4737,7 @@
           <w:i w:val="false"/>
           <w:iCs w:val="false"/>
         </w:rPr>
-        <w:t xml:space="preserve">지자체 재정 부담 최소화를 위해 민간 ESG 후원과 다축식 자립 매출 구조 결합.</w:t>
+        <w:t xml:space="preserve">지자체 재정 부담을 줄이도록 민간 ESG 후원과 여러 갈래의 자체 수입 구조를 더함.</w:t>
       </w:r>
     </w:p>
     <w:p>
@@ -4562,7 +4779,7 @@
           <w:b w:val="false"/>
           <w:bCs w:val="false"/>
         </w:rPr>
-        <w:t xml:space="preserve">6개월 내: 마스터플랜·폐교 리모델링 최종 설계 완료.</w:t>
+        <w:t xml:space="preserve">6개월 내: 전체 계획·폐교 리모델링 최종 설계 완료.</w:t>
       </w:r>
     </w:p>
     <w:p>
@@ -4587,7 +4804,7 @@
         <w:pStyle w:val="Heading2"/>
       </w:pPr>
       <w:r>
-        <w:t xml:space="preserve">3. 6+1 다축식 자립 재정 (백서 기반)</w:t>
+        <w:t xml:space="preserve">3. 자립 재정 (백서 기반)</w:t>
       </w:r>
     </w:p>
     <w:p>
@@ -4604,7 +4821,7 @@
           <w:b w:val="false"/>
           <w:bCs w:val="false"/>
         </w:rPr>
-        <w:t xml:space="preserve">안전망: 장기요양 재가급여 + 아동 그룹홈 위탁 + 조합 자치 회비.</w:t>
+        <w:t xml:space="preserve">안전망: 장기요양 시설급여(공동생활가정)+상급침실료 + 아동 그룹홈 위탁 + 조합 자치 회비.</w:t>
       </w:r>
     </w:p>
     <w:p>
@@ -4638,7 +4855,7 @@
           <w:b w:val="false"/>
           <w:bCs w:val="false"/>
         </w:rPr>
-        <w:t xml:space="preserve">재무 신뢰성: 보증금 2,000만/월 170만 ALL-IN, CAPEX 10.5억, 단계별 흑자 구조(성장기 +1.2억).</w:t>
+        <w:t xml:space="preserve">재무 신뢰성: 보증금 2,000만/월 170만(모두 포함), 초기 시설 투자비 10.5억, 단계별 흑자 구조(성장기 +1.2억).</w:t>
       </w:r>
     </w:p>
     <w:p>
@@ -4663,7 +4880,7 @@
           <w:b w:val="false"/>
           <w:bCs w:val="false"/>
         </w:rPr>
-        <w:t xml:space="preserve">초기 20여 명 즉시 전입 + 법인 관내 등록 세원 + 연 2,000명 관계인구 + 지방소멸기금 평가 최우수 명분.</w:t>
+        <w:t>초기 20여 명 즉시 전입 + 법인 관내 등록 세원 + 연 2,000명 관계인구 + 지방소멸기금 평가 우수 사례 확보.</w:t>
       </w:r>
     </w:p>
     <w:p>
@@ -4702,7 +4919,7 @@
           <w:i w:val="false"/>
           <w:iCs w:val="false"/>
         </w:rPr>
-        <w:t xml:space="preserve">신월분교 및 인접 국군유지 산림·유휴지 20년 장기 임대, 조립주택·리모델링 원스톱 인허가, 아동 그룹홈 설치 인가, 치유의 숲 지정.</w:t>
+        <w:t xml:space="preserve">신월분교 및 인접 국군유지 산림·유휴지 20년 이상 장기 대부, 조립주택·리모델링 원스톱 인허가, 노인공동생활가정·아동 그룹홈 설치 인가, 치유의 숲 지정.</w:t>
       </w:r>
     </w:p>
     <w:p>
@@ -4723,7 +4940,7 @@
           <w:iCs w:val="false"/>
           <w:color w:val="555555"/>
         </w:rPr>
-        <w:t xml:space="preserve">2026년 6월   |   자연돌봄공동체 사회적협동조합 설립 준비위원회</w:t>
+        <w:t xml:space="preserve">2026년 6월   |   사회적협동조합 자연돌봄공동체 설립 준비위원회</w:t>
       </w:r>
     </w:p>
     <w:p>

--- a/docs/자연돌봄공동체_괴산군제안서.docx
+++ b/docs/자연돌봄공동체_괴산군제안서.docx
@@ -4855,7 +4855,7 @@
           <w:b w:val="false"/>
           <w:bCs w:val="false"/>
         </w:rPr>
-        <w:t xml:space="preserve">재무 신뢰성: 보증금 2,000만/월 170만(모두 포함), 초기 시설 투자비 10.5억, 단계별 흑자 구조(성장기 +1.2억).</w:t>
+        <w:t>재무 신뢰성: 보증금 2,000만/월 150만(모두 포함), 초기 시설 투자비 10.5억, 단계별 흑자 구조(성장기 +1.2억).</w:t>
       </w:r>
     </w:p>
     <w:p>
